--- a/Documentation/attacks to perform .docx
+++ b/Documentation/attacks to perform .docx
@@ -8,6 +8,13 @@
           <w:b/>
           <w:bCs/>
         </w:rPr>
+        <w:t xml:space="preserve">  </w:t>
+      </w:r>
+      <w:r>
+        <w:rPr>
+          <w:b/>
+          <w:bCs/>
+        </w:rPr>
         <w:t>Do this only inside your isolated cyber range.</w:t>
       </w:r>
       <w:r>
@@ -111,7 +118,7 @@
     <w:p>
       <w:r>
         <w:pict w14:anchorId="602389F8">
-          <v:rect id="_x0000_i1151" style="width:0;height:1.5pt" o:hralign="center" o:hrstd="t" o:hr="t" fillcolor="#a0a0a0" stroked="f"/>
+          <v:rect id="_x0000_i1025" style="width:0;height:1.5pt" o:hralign="center" o:hrstd="t" o:hr="t" fillcolor="#a0a0a0" stroked="f"/>
         </w:pict>
       </w:r>
     </w:p>
@@ -197,7 +204,7 @@
     <w:p>
       <w:r>
         <w:pict w14:anchorId="4E70DF69">
-          <v:rect id="_x0000_i1152" style="width:0;height:1.5pt" o:hralign="center" o:hrstd="t" o:hr="t" fillcolor="#a0a0a0" stroked="f"/>
+          <v:rect id="_x0000_i1026" style="width:0;height:1.5pt" o:hralign="center" o:hrstd="t" o:hr="t" fillcolor="#a0a0a0" stroked="f"/>
         </w:pict>
       </w:r>
     </w:p>
@@ -272,7 +279,7 @@
     <w:p>
       <w:r>
         <w:pict w14:anchorId="5B37A3B2">
-          <v:rect id="_x0000_i1153" style="width:0;height:1.5pt" o:hralign="center" o:hrstd="t" o:hr="t" fillcolor="#a0a0a0" stroked="f"/>
+          <v:rect id="_x0000_i1027" style="width:0;height:1.5pt" o:hralign="center" o:hrstd="t" o:hr="t" fillcolor="#a0a0a0" stroked="f"/>
         </w:pict>
       </w:r>
     </w:p>
@@ -325,13 +332,21 @@
     </w:p>
     <w:p>
       <w:r>
-        <w:t>Generate telemetry for Wazuh.</w:t>
+        <w:t xml:space="preserve">Generate telemetry for </w:t>
+      </w:r>
+      <w:proofErr w:type="spellStart"/>
+      <w:r>
+        <w:t>Wazuh</w:t>
+      </w:r>
+      <w:proofErr w:type="spellEnd"/>
+      <w:r>
+        <w:t>.</w:t>
       </w:r>
     </w:p>
     <w:p>
       <w:r>
         <w:pict w14:anchorId="008FDABB">
-          <v:rect id="_x0000_i1154" style="width:0;height:1.5pt" o:hralign="center" o:hrstd="t" o:hr="t" fillcolor="#a0a0a0" stroked="f"/>
+          <v:rect id="_x0000_i1028" style="width:0;height:1.5pt" o:hralign="center" o:hrstd="t" o:hr="t" fillcolor="#a0a0a0" stroked="f"/>
         </w:pict>
       </w:r>
     </w:p>
@@ -369,7 +384,7 @@
     <w:p>
       <w:r>
         <w:pict w14:anchorId="29C6DD1A">
-          <v:rect id="_x0000_i1155" style="width:0;height:1.5pt" o:hralign="center" o:hrstd="t" o:hr="t" fillcolor="#a0a0a0" stroked="f"/>
+          <v:rect id="_x0000_i1029" style="width:0;height:1.5pt" o:hralign="center" o:hrstd="t" o:hr="t" fillcolor="#a0a0a0" stroked="f"/>
         </w:pict>
       </w:r>
     </w:p>
@@ -444,7 +459,7 @@
     <w:p>
       <w:r>
         <w:pict w14:anchorId="4D1CE585">
-          <v:rect id="_x0000_i1156" style="width:0;height:1.5pt" o:hralign="center" o:hrstd="t" o:hr="t" fillcolor="#a0a0a0" stroked="f"/>
+          <v:rect id="_x0000_i1030" style="width:0;height:1.5pt" o:hralign="center" o:hrstd="t" o:hr="t" fillcolor="#a0a0a0" stroked="f"/>
         </w:pict>
       </w:r>
     </w:p>
@@ -491,7 +506,7 @@
     <w:p>
       <w:r>
         <w:pict w14:anchorId="689DF1B3">
-          <v:rect id="_x0000_i1157" style="width:0;height:1.5pt" o:hralign="center" o:hrstd="t" o:hr="t" fillcolor="#a0a0a0" stroked="f"/>
+          <v:rect id="_x0000_i1031" style="width:0;height:1.5pt" o:hralign="center" o:hrstd="t" o:hr="t" fillcolor="#a0a0a0" stroked="f"/>
         </w:pict>
       </w:r>
     </w:p>
@@ -579,7 +594,7 @@
     <w:p>
       <w:r>
         <w:pict w14:anchorId="0E4E4209">
-          <v:rect id="_x0000_i1158" style="width:0;height:1.5pt" o:hralign="center" o:hrstd="t" o:hr="t" fillcolor="#a0a0a0" stroked="f"/>
+          <v:rect id="_x0000_i1032" style="width:0;height:1.5pt" o:hralign="center" o:hrstd="t" o:hr="t" fillcolor="#a0a0a0" stroked="f"/>
         </w:pict>
       </w:r>
     </w:p>
@@ -629,7 +644,7 @@
     <w:p>
       <w:r>
         <w:pict w14:anchorId="6B481D39">
-          <v:rect id="_x0000_i1159" style="width:0;height:1.5pt" o:hralign="center" o:hrstd="t" o:hr="t" fillcolor="#a0a0a0" stroked="f"/>
+          <v:rect id="_x0000_i1033" style="width:0;height:1.5pt" o:hralign="center" o:hrstd="t" o:hr="t" fillcolor="#a0a0a0" stroked="f"/>
         </w:pict>
       </w:r>
     </w:p>
@@ -702,7 +717,7 @@
     <w:p>
       <w:r>
         <w:pict w14:anchorId="4895F843">
-          <v:rect id="_x0000_i1160" style="width:0;height:1.5pt" o:hralign="center" o:hrstd="t" o:hr="t" fillcolor="#a0a0a0" stroked="f"/>
+          <v:rect id="_x0000_i1034" style="width:0;height:1.5pt" o:hralign="center" o:hrstd="t" o:hr="t" fillcolor="#a0a0a0" stroked="f"/>
         </w:pict>
       </w:r>
     </w:p>
@@ -751,7 +766,7 @@
     <w:p>
       <w:r>
         <w:pict w14:anchorId="3C61F330">
-          <v:rect id="_x0000_i1161" style="width:0;height:1.5pt" o:hralign="center" o:hrstd="t" o:hr="t" fillcolor="#a0a0a0" stroked="f"/>
+          <v:rect id="_x0000_i1035" style="width:0;height:1.5pt" o:hralign="center" o:hrstd="t" o:hr="t" fillcolor="#a0a0a0" stroked="f"/>
         </w:pict>
       </w:r>
     </w:p>
@@ -811,7 +826,7 @@
     <w:p>
       <w:r>
         <w:pict w14:anchorId="14BB51E8">
-          <v:rect id="_x0000_i1162" style="width:0;height:1.5pt" o:hralign="center" o:hrstd="t" o:hr="t" fillcolor="#a0a0a0" stroked="f"/>
+          <v:rect id="_x0000_i1036" style="width:0;height:1.5pt" o:hralign="center" o:hrstd="t" o:hr="t" fillcolor="#a0a0a0" stroked="f"/>
         </w:pict>
       </w:r>
     </w:p>
@@ -856,7 +871,7 @@
       <w:r>
         <w:lastRenderedPageBreak/>
         <w:pict w14:anchorId="7141E01C">
-          <v:rect id="_x0000_i1163" style="width:0;height:1.5pt" o:hralign="center" o:hrstd="t" o:hr="t" fillcolor="#a0a0a0" stroked="f"/>
+          <v:rect id="_x0000_i1037" style="width:0;height:1.5pt" o:hralign="center" o:hrstd="t" o:hr="t" fillcolor="#a0a0a0" stroked="f"/>
         </w:pict>
       </w:r>
     </w:p>
@@ -872,8 +887,17 @@
           <w:b/>
           <w:bCs/>
         </w:rPr>
-        <w:t>4. pfSense</w:t>
-      </w:r>
+        <w:t xml:space="preserve">4. </w:t>
+      </w:r>
+      <w:proofErr w:type="spellStart"/>
+      <w:r>
+        <w:rPr>
+          <w:b/>
+          <w:bCs/>
+        </w:rPr>
+        <w:t>pfSense</w:t>
+      </w:r>
+      <w:proofErr w:type="spellEnd"/>
     </w:p>
     <w:p>
       <w:r>
@@ -921,7 +945,7 @@
     <w:p>
       <w:r>
         <w:pict w14:anchorId="073F802C">
-          <v:rect id="_x0000_i1164" style="width:0;height:1.5pt" o:hralign="center" o:hrstd="t" o:hr="t" fillcolor="#a0a0a0" stroked="f"/>
+          <v:rect id="_x0000_i1038" style="width:0;height:1.5pt" o:hralign="center" o:hrstd="t" o:hr="t" fillcolor="#a0a0a0" stroked="f"/>
         </w:pict>
       </w:r>
     </w:p>
@@ -963,8 +987,13 @@
           <w:numId w:val="18"/>
         </w:numPr>
       </w:pPr>
-      <w:r>
-        <w:t xml:space="preserve">Gobuster </w:t>
+      <w:proofErr w:type="spellStart"/>
+      <w:r>
+        <w:t>Gobuster</w:t>
+      </w:r>
+      <w:proofErr w:type="spellEnd"/>
+      <w:r>
+        <w:t xml:space="preserve"> </w:t>
       </w:r>
     </w:p>
     <w:p>
@@ -974,8 +1003,13 @@
           <w:numId w:val="18"/>
         </w:numPr>
       </w:pPr>
-      <w:r>
-        <w:t xml:space="preserve">Nikto </w:t>
+      <w:proofErr w:type="spellStart"/>
+      <w:r>
+        <w:t>Nikto</w:t>
+      </w:r>
+      <w:proofErr w:type="spellEnd"/>
+      <w:r>
+        <w:t xml:space="preserve"> </w:t>
       </w:r>
     </w:p>
     <w:p>
@@ -996,8 +1030,13 @@
           <w:numId w:val="18"/>
         </w:numPr>
       </w:pPr>
-      <w:r>
-        <w:t xml:space="preserve">sqlmap </w:t>
+      <w:proofErr w:type="spellStart"/>
+      <w:r>
+        <w:t>sqlmap</w:t>
+      </w:r>
+      <w:proofErr w:type="spellEnd"/>
+      <w:r>
+        <w:t xml:space="preserve"> </w:t>
       </w:r>
     </w:p>
     <w:p>
@@ -1018,8 +1057,13 @@
           <w:numId w:val="18"/>
         </w:numPr>
       </w:pPr>
-      <w:r>
-        <w:t xml:space="preserve">smbclient </w:t>
+      <w:proofErr w:type="spellStart"/>
+      <w:r>
+        <w:t>smbclient</w:t>
+      </w:r>
+      <w:proofErr w:type="spellEnd"/>
+      <w:r>
+        <w:t xml:space="preserve"> </w:t>
       </w:r>
     </w:p>
     <w:p>
@@ -1040,14 +1084,19 @@
           <w:numId w:val="18"/>
         </w:numPr>
       </w:pPr>
-      <w:r>
-        <w:t xml:space="preserve">Netcat </w:t>
+      <w:proofErr w:type="spellStart"/>
+      <w:r>
+        <w:t>Netcat</w:t>
+      </w:r>
+      <w:proofErr w:type="spellEnd"/>
+      <w:r>
+        <w:t xml:space="preserve"> </w:t>
       </w:r>
     </w:p>
     <w:p>
       <w:r>
         <w:pict w14:anchorId="2A24BDFA">
-          <v:rect id="_x0000_i1165" style="width:0;height:1.5pt" o:hralign="center" o:hrstd="t" o:hr="t" fillcolor="#a0a0a0" stroked="f"/>
+          <v:rect id="_x0000_i1039" style="width:0;height:1.5pt" o:hralign="center" o:hrstd="t" o:hr="t" fillcolor="#a0a0a0" stroked="f"/>
         </w:pict>
       </w:r>
     </w:p>
@@ -1099,7 +1148,7 @@
     <w:p>
       <w:r>
         <w:pict w14:anchorId="5E98D6D1">
-          <v:rect id="_x0000_i1166" style="width:0;height:1.5pt" o:hralign="center" o:hrstd="t" o:hr="t" fillcolor="#a0a0a0" stroked="f"/>
+          <v:rect id="_x0000_i1040" style="width:0;height:1.5pt" o:hralign="center" o:hrstd="t" o:hr="t" fillcolor="#a0a0a0" stroked="f"/>
         </w:pict>
       </w:r>
     </w:p>
@@ -1126,13 +1175,23 @@
     <w:p>
       <w:r>
         <w:lastRenderedPageBreak/>
-        <w:t>☐ Gobuster</w:t>
-      </w:r>
-    </w:p>
-    <w:p>
-      <w:r>
-        <w:t>☐ Nikto</w:t>
-      </w:r>
+        <w:t xml:space="preserve">☐ </w:t>
+      </w:r>
+      <w:proofErr w:type="spellStart"/>
+      <w:r>
+        <w:t>Gobuster</w:t>
+      </w:r>
+      <w:proofErr w:type="spellEnd"/>
+    </w:p>
+    <w:p>
+      <w:r>
+        <w:t xml:space="preserve">☐ </w:t>
+      </w:r>
+      <w:proofErr w:type="spellStart"/>
+      <w:r>
+        <w:t>Nikto</w:t>
+      </w:r>
+      <w:proofErr w:type="spellEnd"/>
     </w:p>
     <w:p>
       <w:r>
@@ -1162,7 +1221,7 @@
     <w:p>
       <w:r>
         <w:pict w14:anchorId="2875F634">
-          <v:rect id="_x0000_i1167" style="width:0;height:1.5pt" o:hralign="center" o:hrstd="t" o:hr="t" fillcolor="#a0a0a0" stroked="f"/>
+          <v:rect id="_x0000_i1041" style="width:0;height:1.5pt" o:hralign="center" o:hrstd="t" o:hr="t" fillcolor="#a0a0a0" stroked="f"/>
         </w:pict>
       </w:r>
     </w:p>
@@ -1199,7 +1258,7 @@
     <w:p>
       <w:r>
         <w:pict w14:anchorId="50730068">
-          <v:rect id="_x0000_i1168" style="width:0;height:1.5pt" o:hralign="center" o:hrstd="t" o:hr="t" fillcolor="#a0a0a0" stroked="f"/>
+          <v:rect id="_x0000_i1042" style="width:0;height:1.5pt" o:hralign="center" o:hrstd="t" o:hr="t" fillcolor="#a0a0a0" stroked="f"/>
         </w:pict>
       </w:r>
     </w:p>
@@ -1261,7 +1320,7 @@
     <w:p>
       <w:r>
         <w:pict w14:anchorId="66E3759D">
-          <v:rect id="_x0000_i1169" style="width:0;height:1.5pt" o:hralign="center" o:hrstd="t" o:hr="t" fillcolor="#a0a0a0" stroked="f"/>
+          <v:rect id="_x0000_i1043" style="width:0;height:1.5pt" o:hralign="center" o:hrstd="t" o:hr="t" fillcolor="#a0a0a0" stroked="f"/>
         </w:pict>
       </w:r>
     </w:p>
@@ -1317,7 +1376,7 @@
     <w:p>
       <w:r>
         <w:pict w14:anchorId="3F23EE16">
-          <v:rect id="_x0000_i1170" style="width:0;height:1.5pt" o:hralign="center" o:hrstd="t" o:hr="t" fillcolor="#a0a0a0" stroked="f"/>
+          <v:rect id="_x0000_i1044" style="width:0;height:1.5pt" o:hralign="center" o:hrstd="t" o:hr="t" fillcolor="#a0a0a0" stroked="f"/>
         </w:pict>
       </w:r>
     </w:p>
@@ -1328,12 +1387,21 @@
           <w:bCs/>
         </w:rPr>
       </w:pPr>
-      <w:r>
-        <w:rPr>
-          <w:b/>
-          <w:bCs/>
-        </w:rPr>
-        <w:t>Wazuh Detection Checklist</w:t>
+      <w:proofErr w:type="spellStart"/>
+      <w:r>
+        <w:rPr>
+          <w:b/>
+          <w:bCs/>
+        </w:rPr>
+        <w:t>Wazuh</w:t>
+      </w:r>
+      <w:proofErr w:type="spellEnd"/>
+      <w:r>
+        <w:rPr>
+          <w:b/>
+          <w:bCs/>
+        </w:rPr>
+        <w:t xml:space="preserve"> Detection Checklist</w:t>
       </w:r>
     </w:p>
     <w:tbl>
@@ -1426,9 +1494,11 @@
             <w:hideMark/>
           </w:tcPr>
           <w:p>
+            <w:proofErr w:type="spellStart"/>
             <w:r>
               <w:t>pfSense</w:t>
             </w:r>
+            <w:proofErr w:type="spellEnd"/>
           </w:p>
         </w:tc>
       </w:tr>
@@ -1455,8 +1525,13 @@
             <w:hideMark/>
           </w:tcPr>
           <w:p>
+            <w:proofErr w:type="spellStart"/>
             <w:r>
-              <w:t>pfSense/Linux</w:t>
+              <w:t>pfSense</w:t>
+            </w:r>
+            <w:proofErr w:type="spellEnd"/>
+            <w:r>
+              <w:t>/Linux</w:t>
             </w:r>
           </w:p>
         </w:tc>
@@ -1472,9 +1547,11 @@
             <w:hideMark/>
           </w:tcPr>
           <w:p>
+            <w:proofErr w:type="spellStart"/>
             <w:r>
               <w:t>Gobuster</w:t>
             </w:r>
+            <w:proofErr w:type="spellEnd"/>
           </w:p>
         </w:tc>
         <w:tc>
@@ -1501,9 +1578,11 @@
             <w:hideMark/>
           </w:tcPr>
           <w:p>
+            <w:proofErr w:type="spellStart"/>
             <w:r>
               <w:t>Nikto</w:t>
             </w:r>
+            <w:proofErr w:type="spellEnd"/>
           </w:p>
         </w:tc>
         <w:tc>
@@ -1726,7 +1805,7 @@
     <w:p>
       <w:r>
         <w:pict w14:anchorId="6071AAF7">
-          <v:rect id="_x0000_i1171" style="width:0;height:1.5pt" o:hralign="center" o:hrstd="t" o:hr="t" fillcolor="#a0a0a0" stroked="f"/>
+          <v:rect id="_x0000_i1045" style="width:0;height:1.5pt" o:hralign="center" o:hrstd="t" o:hr="t" fillcolor="#a0a0a0" stroked="f"/>
         </w:pict>
       </w:r>
     </w:p>
@@ -1786,8 +1865,13 @@
           <w:numId w:val="19"/>
         </w:numPr>
       </w:pPr>
-      <w:r>
-        <w:t xml:space="preserve">Gobuster </w:t>
+      <w:proofErr w:type="spellStart"/>
+      <w:r>
+        <w:t>Gobuster</w:t>
+      </w:r>
+      <w:proofErr w:type="spellEnd"/>
+      <w:r>
+        <w:t xml:space="preserve"> </w:t>
       </w:r>
     </w:p>
     <w:p>
@@ -1797,8 +1881,13 @@
           <w:numId w:val="19"/>
         </w:numPr>
       </w:pPr>
-      <w:r>
-        <w:t xml:space="preserve">Nikto </w:t>
+      <w:proofErr w:type="spellStart"/>
+      <w:r>
+        <w:t>Nikto</w:t>
+      </w:r>
+      <w:proofErr w:type="spellEnd"/>
+      <w:r>
+        <w:t xml:space="preserve"> </w:t>
       </w:r>
     </w:p>
     <w:p>
@@ -2040,8 +2129,21 @@
       </w:r>
     </w:p>
     <w:p>
-      <w:r>
-        <w:t>nmap -sn 192.168.30.30</w:t>
+      <w:proofErr w:type="spellStart"/>
+      <w:r>
+        <w:t>nmap</w:t>
+      </w:r>
+      <w:proofErr w:type="spellEnd"/>
+      <w:r>
+        <w:t xml:space="preserve"> -</w:t>
+      </w:r>
+      <w:proofErr w:type="spellStart"/>
+      <w:r>
+        <w:t>sn</w:t>
+      </w:r>
+      <w:proofErr w:type="spellEnd"/>
+      <w:r>
+        <w:t xml:space="preserve"> 192.168.30.30</w:t>
       </w:r>
     </w:p>
     <w:p>
@@ -2052,7 +2154,7 @@
     <w:p>
       <w:r>
         <w:pict w14:anchorId="30FD668A">
-          <v:rect id="_x0000_i1241" style="width:0;height:1.5pt" o:hralign="center" o:hrstd="t" o:hr="t" fillcolor="#a0a0a0" stroked="f"/>
+          <v:rect id="_x0000_i1046" style="width:0;height:1.5pt" o:hralign="center" o:hrstd="t" o:hr="t" fillcolor="#a0a0a0" stroked="f"/>
         </w:pict>
       </w:r>
     </w:p>
@@ -2087,9 +2189,11 @@
       </w:r>
     </w:p>
     <w:p>
+      <w:proofErr w:type="spellStart"/>
       <w:r>
         <w:t>wf.msc</w:t>
       </w:r>
+      <w:proofErr w:type="spellEnd"/>
     </w:p>
     <w:p>
       <w:r>
@@ -2125,7 +2229,7 @@
       <w:r>
         <w:lastRenderedPageBreak/>
         <w:pict w14:anchorId="04538B30">
-          <v:rect id="_x0000_i1242" style="width:0;height:1.5pt" o:hralign="center" o:hrstd="t" o:hr="t" fillcolor="#a0a0a0" stroked="f"/>
+          <v:rect id="_x0000_i1047" style="width:0;height:1.5pt" o:hralign="center" o:hrstd="t" o:hr="t" fillcolor="#a0a0a0" stroked="f"/>
         </w:pict>
       </w:r>
     </w:p>
@@ -2182,7 +2286,7 @@
     <w:p>
       <w:r>
         <w:pict w14:anchorId="140F55C1">
-          <v:rect id="_x0000_i1243" style="width:0;height:1.5pt" o:hralign="center" o:hrstd="t" o:hr="t" fillcolor="#a0a0a0" stroked="f"/>
+          <v:rect id="_x0000_i1048" style="width:0;height:1.5pt" o:hralign="center" o:hrstd="t" o:hr="t" fillcolor="#a0a0a0" stroked="f"/>
         </w:pict>
       </w:r>
     </w:p>
@@ -2277,7 +2381,7 @@
     <w:p>
       <w:r>
         <w:pict w14:anchorId="2B599220">
-          <v:rect id="_x0000_i1244" style="width:0;height:1.5pt" o:hralign="center" o:hrstd="t" o:hr="t" fillcolor="#a0a0a0" stroked="f"/>
+          <v:rect id="_x0000_i1049" style="width:0;height:1.5pt" o:hralign="center" o:hrstd="t" o:hr="t" fillcolor="#a0a0a0" stroked="f"/>
         </w:pict>
       </w:r>
     </w:p>
@@ -2334,7 +2438,7 @@
     <w:p>
       <w:r>
         <w:pict w14:anchorId="26479444">
-          <v:rect id="_x0000_i1245" style="width:0;height:1.5pt" o:hralign="center" o:hrstd="t" o:hr="t" fillcolor="#a0a0a0" stroked="f"/>
+          <v:rect id="_x0000_i1050" style="width:0;height:1.5pt" o:hralign="center" o:hrstd="t" o:hr="t" fillcolor="#a0a0a0" stroked="f"/>
         </w:pict>
       </w:r>
     </w:p>
@@ -2402,7 +2506,7 @@
     <w:p>
       <w:r>
         <w:pict w14:anchorId="230FC8DA">
-          <v:rect id="_x0000_i1246" style="width:0;height:1.5pt" o:hralign="center" o:hrstd="t" o:hr="t" fillcolor="#a0a0a0" stroked="f"/>
+          <v:rect id="_x0000_i1051" style="width:0;height:1.5pt" o:hralign="center" o:hrstd="t" o:hr="t" fillcolor="#a0a0a0" stroked="f"/>
         </w:pict>
       </w:r>
     </w:p>
@@ -2496,7 +2600,7 @@
     <w:p>
       <w:r>
         <w:pict w14:anchorId="2F9905FF">
-          <v:rect id="_x0000_i1247" style="width:0;height:1.5pt" o:hralign="center" o:hrstd="t" o:hr="t" fillcolor="#a0a0a0" stroked="f"/>
+          <v:rect id="_x0000_i1052" style="width:0;height:1.5pt" o:hralign="center" o:hrstd="t" o:hr="t" fillcolor="#a0a0a0" stroked="f"/>
         </w:pict>
       </w:r>
     </w:p>
@@ -2541,8 +2645,21 @@
       </w:r>
     </w:p>
     <w:p>
-      <w:r>
-        <w:t>nmap -sn 192.168.30.30</w:t>
+      <w:proofErr w:type="spellStart"/>
+      <w:r>
+        <w:t>nmap</w:t>
+      </w:r>
+      <w:proofErr w:type="spellEnd"/>
+      <w:r>
+        <w:t xml:space="preserve"> -</w:t>
+      </w:r>
+      <w:proofErr w:type="spellStart"/>
+      <w:r>
+        <w:t>sn</w:t>
+      </w:r>
+      <w:proofErr w:type="spellEnd"/>
+      <w:r>
+        <w:t xml:space="preserve"> 192.168.30.30</w:t>
       </w:r>
     </w:p>
     <w:p>
@@ -2558,7 +2675,7 @@
     <w:p>
       <w:r>
         <w:pict w14:anchorId="1C87E753">
-          <v:rect id="_x0000_i1248" style="width:0;height:1.5pt" o:hralign="center" o:hrstd="t" o:hr="t" fillcolor="#a0a0a0" stroked="f"/>
+          <v:rect id="_x0000_i1053" style="width:0;height:1.5pt" o:hralign="center" o:hrstd="t" o:hr="t" fillcolor="#a0a0a0" stroked="f"/>
         </w:pict>
       </w:r>
     </w:p>
@@ -2579,7 +2696,15 @@
     </w:p>
     <w:p>
       <w:r>
-        <w:t>While the ping itself may not generate a dedicated Wazuh alert, you should verify:</w:t>
+        <w:t xml:space="preserve">While the ping itself may not generate a dedicated </w:t>
+      </w:r>
+      <w:proofErr w:type="spellStart"/>
+      <w:r>
+        <w:t>Wazuh</w:t>
+      </w:r>
+      <w:proofErr w:type="spellEnd"/>
+      <w:r>
+        <w:t xml:space="preserve"> alert, you should verify:</w:t>
       </w:r>
     </w:p>
     <w:p>
@@ -2590,7 +2715,15 @@
         </w:numPr>
       </w:pPr>
       <w:r>
-        <w:t xml:space="preserve">Windows 10 remains online in Wazuh. </w:t>
+        <w:t xml:space="preserve">Windows 10 remains online in </w:t>
+      </w:r>
+      <w:proofErr w:type="spellStart"/>
+      <w:r>
+        <w:t>Wazuh</w:t>
+      </w:r>
+      <w:proofErr w:type="spellEnd"/>
+      <w:r>
+        <w:t xml:space="preserve">. </w:t>
       </w:r>
     </w:p>
     <w:p>
@@ -2611,13 +2744,21 @@
           <w:numId w:val="23"/>
         </w:numPr>
       </w:pPr>
+      <w:proofErr w:type="spellStart"/>
       <w:r>
         <w:lastRenderedPageBreak/>
-        <w:t xml:space="preserve">pfSense should also see the ICMP traffic crossing between the REDTEAM and BLUETEAM networks. </w:t>
-      </w:r>
-    </w:p>
-    <w:p>
-      <w:r>
+        <w:t>pfSense</w:t>
+      </w:r>
+      <w:proofErr w:type="spellEnd"/>
+      <w:r>
+        <w:t xml:space="preserve"> should also see the ICMP traffic crossing between the REDTEAM and BLUETEAM networks. </w:t>
+      </w:r>
+    </w:p>
+    <w:p>
+      <w:r>
+        <w:rPr>
+          <w:noProof/>
+        </w:rPr>
         <w:drawing>
           <wp:inline distT="0" distB="0" distL="0" distR="0" wp14:anchorId="7739B924" wp14:editId="6DA0FD60">
             <wp:extent cx="5731510" cy="2213610"/>
@@ -2660,6 +2801,9 @@
     <w:p/>
     <w:p>
       <w:r>
+        <w:rPr>
+          <w:noProof/>
+        </w:rPr>
         <w:drawing>
           <wp:inline distT="0" distB="0" distL="0" distR="0" wp14:anchorId="3F8B62FE" wp14:editId="1E1A0E7D">
             <wp:extent cx="5731510" cy="541655"/>
@@ -2711,6 +2855,9 @@
         </w:pBdr>
       </w:pPr>
       <w:r>
+        <w:rPr>
+          <w:noProof/>
+        </w:rPr>
         <w:drawing>
           <wp:inline distT="0" distB="0" distL="0" distR="0" wp14:anchorId="68FEA952" wp14:editId="0CB2A04F">
             <wp:extent cx="5144218" cy="1143160"/>
@@ -2826,7 +2973,7 @@
     <w:p>
       <w:r>
         <w:pict w14:anchorId="3B7B02FF">
-          <v:rect id="_x0000_i1329" style="width:0;height:1.5pt" o:hralign="center" o:hrstd="t" o:hr="t" fillcolor="#a0a0a0" stroked="f"/>
+          <v:rect id="_x0000_i1054" style="width:0;height:1.5pt" o:hralign="center" o:hrstd="t" o:hr="t" fillcolor="#a0a0a0" stroked="f"/>
         </w:pict>
       </w:r>
     </w:p>
@@ -2897,13 +3044,21 @@
     </w:p>
     <w:p>
       <w:r>
-        <w:t>SMB discovery works best on a Private network.</w:t>
+        <w:t xml:space="preserve">SMB discovery works best on a </w:t>
+      </w:r>
+      <w:proofErr w:type="gramStart"/>
+      <w:r>
+        <w:t>Private</w:t>
+      </w:r>
+      <w:proofErr w:type="gramEnd"/>
+      <w:r>
+        <w:t xml:space="preserve"> network.</w:t>
       </w:r>
     </w:p>
     <w:p>
       <w:r>
         <w:pict w14:anchorId="792ECD3F">
-          <v:rect id="_x0000_i1330" style="width:0;height:1.5pt" o:hralign="center" o:hrstd="t" o:hr="t" fillcolor="#a0a0a0" stroked="f"/>
+          <v:rect id="_x0000_i1055" style="width:0;height:1.5pt" o:hralign="center" o:hrstd="t" o:hr="t" fillcolor="#a0a0a0" stroked="f"/>
         </w:pict>
       </w:r>
     </w:p>
@@ -2939,8 +3094,13 @@
     </w:p>
     <w:p>
       <w:r>
-        <w:t>Network and Sharing Center</w:t>
-      </w:r>
+        <w:t xml:space="preserve">Network and Sharing </w:t>
+      </w:r>
+      <w:proofErr w:type="spellStart"/>
+      <w:r>
+        <w:t>Center</w:t>
+      </w:r>
+      <w:proofErr w:type="spellEnd"/>
     </w:p>
     <w:p>
       <w:r>
@@ -2992,7 +3152,7 @@
     <w:p>
       <w:r>
         <w:pict w14:anchorId="1384D736">
-          <v:rect id="_x0000_i1331" style="width:0;height:1.5pt" o:hralign="center" o:hrstd="t" o:hr="t" fillcolor="#a0a0a0" stroked="f"/>
+          <v:rect id="_x0000_i1056" style="width:0;height:1.5pt" o:hralign="center" o:hrstd="t" o:hr="t" fillcolor="#a0a0a0" stroked="f"/>
         </w:pict>
       </w:r>
     </w:p>
@@ -3035,7 +3195,7 @@
     <w:p>
       <w:r>
         <w:pict w14:anchorId="6A40E6B1">
-          <v:rect id="_x0000_i1332" style="width:0;height:1.5pt" o:hralign="center" o:hrstd="t" o:hr="t" fillcolor="#a0a0a0" stroked="f"/>
+          <v:rect id="_x0000_i1057" style="width:0;height:1.5pt" o:hralign="center" o:hrstd="t" o:hr="t" fillcolor="#a0a0a0" stroked="f"/>
         </w:pict>
       </w:r>
     </w:p>
@@ -3092,7 +3252,7 @@
     <w:p>
       <w:r>
         <w:pict w14:anchorId="56DEF75B">
-          <v:rect id="_x0000_i1333" style="width:0;height:1.5pt" o:hralign="center" o:hrstd="t" o:hr="t" fillcolor="#a0a0a0" stroked="f"/>
+          <v:rect id="_x0000_i1058" style="width:0;height:1.5pt" o:hralign="center" o:hrstd="t" o:hr="t" fillcolor="#a0a0a0" stroked="f"/>
         </w:pict>
       </w:r>
     </w:p>
@@ -3117,9 +3277,11 @@
       </w:r>
     </w:p>
     <w:p>
+      <w:proofErr w:type="spellStart"/>
       <w:r>
         <w:t>PublicShare</w:t>
       </w:r>
+      <w:proofErr w:type="spellEnd"/>
     </w:p>
     <w:p>
       <w:r>
@@ -3167,9 +3329,11 @@
       </w:r>
     </w:p>
     <w:p>
+      <w:proofErr w:type="spellStart"/>
       <w:r>
         <w:t>PublicShare</w:t>
       </w:r>
+      <w:proofErr w:type="spellEnd"/>
     </w:p>
     <w:p>
       <w:r>
@@ -3232,7 +3396,7 @@
     <w:p>
       <w:r>
         <w:pict w14:anchorId="42C43CD8">
-          <v:rect id="_x0000_i1334" style="width:0;height:1.5pt" o:hralign="center" o:hrstd="t" o:hr="t" fillcolor="#a0a0a0" stroked="f"/>
+          <v:rect id="_x0000_i1059" style="width:0;height:1.5pt" o:hralign="center" o:hrstd="t" o:hr="t" fillcolor="#a0a0a0" stroked="f"/>
         </w:pict>
       </w:r>
     </w:p>
@@ -3274,7 +3438,15 @@
     <w:p/>
     <w:p>
       <w:r>
-        <w:t xml:space="preserve">Read &amp; Execute </w:t>
+        <w:t xml:space="preserve">Read &amp; </w:t>
+      </w:r>
+      <w:proofErr w:type="gramStart"/>
+      <w:r>
+        <w:t>Execute</w:t>
+      </w:r>
+      <w:proofErr w:type="gramEnd"/>
+      <w:r>
+        <w:t xml:space="preserve"> </w:t>
       </w:r>
       <w:r>
         <w:rPr>
@@ -3302,7 +3474,7 @@
     <w:p>
       <w:r>
         <w:pict w14:anchorId="7D5EFBB0">
-          <v:rect id="_x0000_i1335" style="width:0;height:1.5pt" o:hralign="center" o:hrstd="t" o:hr="t" fillcolor="#a0a0a0" stroked="f"/>
+          <v:rect id="_x0000_i1060" style="width:0;height:1.5pt" o:hralign="center" o:hrstd="t" o:hr="t" fillcolor="#a0a0a0" stroked="f"/>
         </w:pict>
       </w:r>
     </w:p>
@@ -3327,9 +3499,11 @@
       </w:r>
     </w:p>
     <w:p>
+      <w:proofErr w:type="spellStart"/>
       <w:r>
         <w:t>wf.msc</w:t>
       </w:r>
+      <w:proofErr w:type="spellEnd"/>
     </w:p>
     <w:p>
       <w:r>
@@ -3371,7 +3545,7 @@
     <w:p>
       <w:r>
         <w:pict w14:anchorId="3FEA8B3E">
-          <v:rect id="_x0000_i1336" style="width:0;height:1.5pt" o:hralign="center" o:hrstd="t" o:hr="t" fillcolor="#a0a0a0" stroked="f"/>
+          <v:rect id="_x0000_i1061" style="width:0;height:1.5pt" o:hralign="center" o:hrstd="t" o:hr="t" fillcolor="#a0a0a0" stroked="f"/>
         </w:pict>
       </w:r>
     </w:p>
@@ -3407,14 +3581,16 @@
       </w:r>
     </w:p>
     <w:p>
+      <w:proofErr w:type="spellStart"/>
       <w:r>
         <w:t>PublicShare</w:t>
       </w:r>
+      <w:proofErr w:type="spellEnd"/>
     </w:p>
     <w:p>
       <w:r>
         <w:pict w14:anchorId="23ECB08D">
-          <v:rect id="_x0000_i1337" style="width:0;height:1.5pt" o:hralign="center" o:hrstd="t" o:hr="t" fillcolor="#a0a0a0" stroked="f"/>
+          <v:rect id="_x0000_i1062" style="width:0;height:1.5pt" o:hralign="center" o:hrstd="t" o:hr="t" fillcolor="#a0a0a0" stroked="f"/>
         </w:pict>
       </w:r>
     </w:p>
@@ -3449,8 +3625,13 @@
       </w:r>
     </w:p>
     <w:p>
-      <w:r>
-        <w:t>nmap -p445 192.168.30.30</w:t>
+      <w:proofErr w:type="spellStart"/>
+      <w:r>
+        <w:t>nmap</w:t>
+      </w:r>
+      <w:proofErr w:type="spellEnd"/>
+      <w:r>
+        <w:t xml:space="preserve"> -p445 192.168.30.30</w:t>
       </w:r>
     </w:p>
     <w:p>
@@ -3460,13 +3641,29 @@
     </w:p>
     <w:p>
       <w:r>
-        <w:t>445/tcp open microsoft-ds</w:t>
+        <w:t>445/</w:t>
+      </w:r>
+      <w:proofErr w:type="spellStart"/>
+      <w:r>
+        <w:t>tcp</w:t>
+      </w:r>
+      <w:proofErr w:type="spellEnd"/>
+      <w:r>
+        <w:t xml:space="preserve"> open </w:t>
+      </w:r>
+      <w:proofErr w:type="spellStart"/>
+      <w:r>
+        <w:t>microsoft</w:t>
+      </w:r>
+      <w:proofErr w:type="spellEnd"/>
+      <w:r>
+        <w:t>-ds</w:t>
       </w:r>
     </w:p>
     <w:p>
       <w:r>
         <w:pict w14:anchorId="4A3DE1B2">
-          <v:rect id="_x0000_i1338" style="width:0;height:1.5pt" o:hralign="center" o:hrstd="t" o:hr="t" fillcolor="#a0a0a0" stroked="f"/>
+          <v:rect id="_x0000_i1063" style="width:0;height:1.5pt" o:hralign="center" o:hrstd="t" o:hr="t" fillcolor="#a0a0a0" stroked="f"/>
         </w:pict>
       </w:r>
     </w:p>
@@ -3486,8 +3683,13 @@
       </w:r>
     </w:p>
     <w:p>
-      <w:r>
-        <w:t>smbclient -L //192.168.30.30 -N</w:t>
+      <w:proofErr w:type="spellStart"/>
+      <w:r>
+        <w:t>smbclient</w:t>
+      </w:r>
+      <w:proofErr w:type="spellEnd"/>
+      <w:r>
+        <w:t xml:space="preserve"> -L //192.168.30.30 -N</w:t>
       </w:r>
     </w:p>
     <w:p>
@@ -3496,9 +3698,19 @@
       </w:r>
     </w:p>
     <w:p>
-      <w:r>
-        <w:t>smbclient -L //192.168.30.30 -U labuser</w:t>
-      </w:r>
+      <w:proofErr w:type="spellStart"/>
+      <w:r>
+        <w:t>smbclient</w:t>
+      </w:r>
+      <w:proofErr w:type="spellEnd"/>
+      <w:r>
+        <w:t xml:space="preserve"> -L //192.168.30.30 -U </w:t>
+      </w:r>
+      <w:proofErr w:type="spellStart"/>
+      <w:r>
+        <w:t>labuser</w:t>
+      </w:r>
+      <w:proofErr w:type="spellEnd"/>
     </w:p>
     <w:p>
       <w:r>
@@ -3506,14 +3718,16 @@
       </w:r>
     </w:p>
     <w:p>
+      <w:proofErr w:type="spellStart"/>
       <w:r>
         <w:t>PublicShare</w:t>
       </w:r>
+      <w:proofErr w:type="spellEnd"/>
     </w:p>
     <w:p>
       <w:r>
         <w:pict w14:anchorId="430846A6">
-          <v:rect id="_x0000_i1339" style="width:0;height:1.5pt" o:hralign="center" o:hrstd="t" o:hr="t" fillcolor="#a0a0a0" stroked="f"/>
+          <v:rect id="_x0000_i1064" style="width:0;height:1.5pt" o:hralign="center" o:hrstd="t" o:hr="t" fillcolor="#a0a0a0" stroked="f"/>
         </w:pict>
       </w:r>
     </w:p>
@@ -3533,8 +3747,21 @@
       </w:r>
     </w:p>
     <w:p>
-      <w:r>
-        <w:t>smbclient //192.168.30.30/PublicShare -N</w:t>
+      <w:proofErr w:type="spellStart"/>
+      <w:r>
+        <w:t>smbclient</w:t>
+      </w:r>
+      <w:proofErr w:type="spellEnd"/>
+      <w:r>
+        <w:t xml:space="preserve"> //192.168.30.30/</w:t>
+      </w:r>
+      <w:proofErr w:type="spellStart"/>
+      <w:r>
+        <w:t>PublicShare</w:t>
+      </w:r>
+      <w:proofErr w:type="spellEnd"/>
+      <w:r>
+        <w:t xml:space="preserve"> -N</w:t>
       </w:r>
     </w:p>
     <w:p>
@@ -3543,9 +3770,27 @@
       </w:r>
     </w:p>
     <w:p>
-      <w:r>
-        <w:t>smbclient //192.168.30.30/PublicShare -U labuser</w:t>
-      </w:r>
+      <w:proofErr w:type="spellStart"/>
+      <w:r>
+        <w:t>smbclient</w:t>
+      </w:r>
+      <w:proofErr w:type="spellEnd"/>
+      <w:r>
+        <w:t xml:space="preserve"> //192.168.30.30/</w:t>
+      </w:r>
+      <w:proofErr w:type="spellStart"/>
+      <w:r>
+        <w:t>PublicShare</w:t>
+      </w:r>
+      <w:proofErr w:type="spellEnd"/>
+      <w:r>
+        <w:t xml:space="preserve"> -U </w:t>
+      </w:r>
+      <w:proofErr w:type="spellStart"/>
+      <w:r>
+        <w:t>labuser</w:t>
+      </w:r>
+      <w:proofErr w:type="spellEnd"/>
     </w:p>
     <w:p>
       <w:r>
@@ -3565,7 +3810,7 @@
     <w:p>
       <w:r>
         <w:pict w14:anchorId="2F8B381B">
-          <v:rect id="_x0000_i1340" style="width:0;height:1.5pt" o:hralign="center" o:hrstd="t" o:hr="t" fillcolor="#a0a0a0" stroked="f"/>
+          <v:rect id="_x0000_i1065" style="width:0;height:1.5pt" o:hralign="center" o:hrstd="t" o:hr="t" fillcolor="#a0a0a0" stroked="f"/>
         </w:pict>
       </w:r>
     </w:p>
@@ -3598,7 +3843,15 @@
       </w:pPr>
       <w:r>
         <w:lastRenderedPageBreak/>
-        <w:t xml:space="preserve">Windows 10 Wazuh Agent is connected. </w:t>
+        <w:t xml:space="preserve">Windows 10 </w:t>
+      </w:r>
+      <w:proofErr w:type="spellStart"/>
+      <w:r>
+        <w:t>Wazuh</w:t>
+      </w:r>
+      <w:proofErr w:type="spellEnd"/>
+      <w:r>
+        <w:t xml:space="preserve"> Agent is connected. </w:t>
       </w:r>
     </w:p>
     <w:p>
@@ -3632,6 +3885,9 @@
     <w:p/>
     <w:p>
       <w:r>
+        <w:rPr>
+          <w:noProof/>
+        </w:rPr>
         <w:drawing>
           <wp:inline distT="0" distB="0" distL="0" distR="0" wp14:anchorId="2A6DCB87" wp14:editId="5125D42E">
             <wp:extent cx="4658375" cy="2505425"/>
@@ -3672,6 +3928,9 @@
     <w:p/>
     <w:p>
       <w:r>
+        <w:rPr>
+          <w:noProof/>
+        </w:rPr>
         <w:drawing>
           <wp:inline distT="0" distB="0" distL="0" distR="0" wp14:anchorId="62AD8578" wp14:editId="17B42D81">
             <wp:extent cx="5731510" cy="1399540"/>
@@ -3711,8 +3970,13 @@
     </w:p>
     <w:p>
       <w:r>
-        <w:t>Logs generated for smb</w:t>
-      </w:r>
+        <w:t xml:space="preserve">Logs generated for </w:t>
+      </w:r>
+      <w:proofErr w:type="spellStart"/>
+      <w:r>
+        <w:t>smb</w:t>
+      </w:r>
+      <w:proofErr w:type="spellEnd"/>
     </w:p>
     <w:p/>
     <w:p>
@@ -3762,7 +4026,39 @@
     </w:p>
     <w:p>
       <w:r>
-        <w:t>Get-NetFirewallRule -DisplayGroup "File and Printer Sharing" | Where-Object {$_.Enabled -eq "True"} | Format-Table DisplayName, Enabled</w:t>
+        <w:t>Get-</w:t>
+      </w:r>
+      <w:proofErr w:type="spellStart"/>
+      <w:r>
+        <w:t>NetFirewallRule</w:t>
+      </w:r>
+      <w:proofErr w:type="spellEnd"/>
+      <w:r>
+        <w:t xml:space="preserve"> -</w:t>
+      </w:r>
+      <w:proofErr w:type="spellStart"/>
+      <w:r>
+        <w:t>DisplayGroup</w:t>
+      </w:r>
+      <w:proofErr w:type="spellEnd"/>
+      <w:r>
+        <w:t xml:space="preserve"> "File and Printer Sharing" | Where-Object {$</w:t>
+      </w:r>
+      <w:proofErr w:type="gramStart"/>
+      <w:r>
+        <w:t>_.Enabled</w:t>
+      </w:r>
+      <w:proofErr w:type="gramEnd"/>
+      <w:r>
+        <w:t xml:space="preserve"> -</w:t>
+      </w:r>
+      <w:proofErr w:type="spellStart"/>
+      <w:r>
+        <w:t>eq</w:t>
+      </w:r>
+      <w:proofErr w:type="spellEnd"/>
+      <w:r>
+        <w:t xml:space="preserve"> "True"} | Format-Table DisplayName, Enabled</w:t>
       </w:r>
     </w:p>
     <w:p>
@@ -3774,7 +4070,7 @@
       <w:r>
         <w:lastRenderedPageBreak/>
         <w:pict w14:anchorId="17E7DDC6">
-          <v:rect id="_x0000_i1377" style="width:0;height:1.5pt" o:hralign="center" o:hrstd="t" o:hr="t" fillcolor="#a0a0a0" stroked="f"/>
+          <v:rect id="_x0000_i1066" style="width:0;height:1.5pt" o:hralign="center" o:hrstd="t" o:hr="t" fillcolor="#a0a0a0" stroked="f"/>
         </w:pict>
       </w:r>
     </w:p>
@@ -3810,7 +4106,15 @@
     </w:p>
     <w:p>
       <w:r>
-        <w:t>netstat -ano | find ":445"</w:t>
+        <w:t>netstat -</w:t>
+      </w:r>
+      <w:proofErr w:type="spellStart"/>
+      <w:r>
+        <w:t>ano</w:t>
+      </w:r>
+      <w:proofErr w:type="spellEnd"/>
+      <w:r>
+        <w:t xml:space="preserve"> | find ":445"</w:t>
       </w:r>
     </w:p>
     <w:p>
@@ -3831,7 +4135,7 @@
     <w:p>
       <w:r>
         <w:pict w14:anchorId="3533C029">
-          <v:rect id="_x0000_i1378" style="width:0;height:1.5pt" o:hralign="center" o:hrstd="t" o:hr="t" fillcolor="#a0a0a0" stroked="f"/>
+          <v:rect id="_x0000_i1067" style="width:0;height:1.5pt" o:hralign="center" o:hrstd="t" o:hr="t" fillcolor="#a0a0a0" stroked="f"/>
         </w:pict>
       </w:r>
     </w:p>
@@ -3898,9 +4202,11 @@
       </w:r>
     </w:p>
     <w:p>
+      <w:proofErr w:type="spellStart"/>
       <w:r>
         <w:t>services.msc</w:t>
       </w:r>
+      <w:proofErr w:type="spellEnd"/>
     </w:p>
     <w:p>
       <w:r>
@@ -3982,7 +4288,7 @@
     <w:p>
       <w:r>
         <w:pict w14:anchorId="1D5FA676">
-          <v:rect id="_x0000_i1379" style="width:0;height:1.5pt" o:hralign="center" o:hrstd="t" o:hr="t" fillcolor="#a0a0a0" stroked="f"/>
+          <v:rect id="_x0000_i1068" style="width:0;height:1.5pt" o:hralign="center" o:hrstd="t" o:hr="t" fillcolor="#a0a0a0" stroked="f"/>
         </w:pict>
       </w:r>
     </w:p>
@@ -4037,8 +4343,21 @@
       </w:r>
     </w:p>
     <w:p>
-      <w:r>
-        <w:t>nmap -Pn -p445 192.168.30.30</w:t>
+      <w:proofErr w:type="spellStart"/>
+      <w:r>
+        <w:t>nmap</w:t>
+      </w:r>
+      <w:proofErr w:type="spellEnd"/>
+      <w:r>
+        <w:t xml:space="preserve"> -</w:t>
+      </w:r>
+      <w:proofErr w:type="spellStart"/>
+      <w:r>
+        <w:t>Pn</w:t>
+      </w:r>
+      <w:proofErr w:type="spellEnd"/>
+      <w:r>
+        <w:t xml:space="preserve"> -p445 192.168.30.30</w:t>
       </w:r>
     </w:p>
     <w:p>
@@ -4070,7 +4389,15 @@
     <w:p>
       <w:r>
         <w:lastRenderedPageBreak/>
-        <w:t>445/tcp open</w:t>
+        <w:t>445/</w:t>
+      </w:r>
+      <w:proofErr w:type="spellStart"/>
+      <w:r>
+        <w:t>tcp</w:t>
+      </w:r>
+      <w:proofErr w:type="spellEnd"/>
+      <w:r>
+        <w:t xml:space="preserve"> open</w:t>
       </w:r>
     </w:p>
     <w:p>
@@ -4091,18 +4418,34 @@
     </w:p>
     <w:p>
       <w:r>
-        <w:t>445/tcp filtered</w:t>
-      </w:r>
-    </w:p>
-    <w:p>
-      <w:r>
-        <w:t>then we'll inspect pfSense.</w:t>
+        <w:t>445/</w:t>
+      </w:r>
+      <w:proofErr w:type="spellStart"/>
+      <w:r>
+        <w:t>tcp</w:t>
+      </w:r>
+      <w:proofErr w:type="spellEnd"/>
+      <w:r>
+        <w:t xml:space="preserve"> filtered</w:t>
+      </w:r>
+    </w:p>
+    <w:p>
+      <w:r>
+        <w:t xml:space="preserve">then we'll inspect </w:t>
+      </w:r>
+      <w:proofErr w:type="spellStart"/>
+      <w:r>
+        <w:t>pfSense</w:t>
+      </w:r>
+      <w:proofErr w:type="spellEnd"/>
+      <w:r>
+        <w:t>.</w:t>
       </w:r>
     </w:p>
     <w:p>
       <w:r>
         <w:pict w14:anchorId="7981ADDE">
-          <v:rect id="_x0000_i1380" style="width:0;height:1.5pt" o:hralign="center" o:hrstd="t" o:hr="t" fillcolor="#a0a0a0" stroked="f"/>
+          <v:rect id="_x0000_i1069" style="width:0;height:1.5pt" o:hralign="center" o:hrstd="t" o:hr="t" fillcolor="#a0a0a0" stroked="f"/>
         </w:pict>
       </w:r>
     </w:p>
@@ -4144,7 +4487,15 @@
         </w:pBdr>
       </w:pPr>
       <w:r>
-        <w:t>netstat -ano | find ":445"</w:t>
+        <w:t>netstat -</w:t>
+      </w:r>
+      <w:proofErr w:type="spellStart"/>
+      <w:r>
+        <w:t>ano</w:t>
+      </w:r>
+      <w:proofErr w:type="spellEnd"/>
+      <w:r>
+        <w:t xml:space="preserve"> | find ":445"</w:t>
       </w:r>
     </w:p>
     <w:p/>
@@ -4154,13 +4505,34 @@
       </w:r>
     </w:p>
     <w:p>
-      <w:r>
-        <w:t>smbclient //192.168.30.30/PublicShare -U pc-01</w:t>
-      </w:r>
-    </w:p>
-    <w:p>
-      <w:r>
-        <w:t>At the smb: \&gt; prompt, run:</w:t>
+      <w:proofErr w:type="spellStart"/>
+      <w:r>
+        <w:t>smbclient</w:t>
+      </w:r>
+      <w:proofErr w:type="spellEnd"/>
+      <w:r>
+        <w:t xml:space="preserve"> //192.168.30.30/</w:t>
+      </w:r>
+      <w:proofErr w:type="spellStart"/>
+      <w:r>
+        <w:t>PublicShare</w:t>
+      </w:r>
+      <w:proofErr w:type="spellEnd"/>
+      <w:r>
+        <w:t xml:space="preserve"> -U pc-01</w:t>
+      </w:r>
+    </w:p>
+    <w:p>
+      <w:r>
+        <w:t xml:space="preserve">At the </w:t>
+      </w:r>
+      <w:proofErr w:type="spellStart"/>
+      <w:r>
+        <w:t>smb</w:t>
+      </w:r>
+      <w:proofErr w:type="spellEnd"/>
+      <w:r>
+        <w:t>: \&gt; prompt, run:</w:t>
       </w:r>
     </w:p>
     <w:p>
@@ -4179,9 +4551,11 @@
       </w:r>
     </w:p>
     <w:p>
+      <w:proofErr w:type="spellStart"/>
       <w:r>
         <w:t>pwd</w:t>
       </w:r>
+      <w:proofErr w:type="spellEnd"/>
     </w:p>
     <w:p>
       <w:r>
@@ -4203,6 +4577,9 @@
     </w:p>
     <w:p>
       <w:r>
+        <w:rPr>
+          <w:noProof/>
+        </w:rPr>
         <w:lastRenderedPageBreak/>
         <w:drawing>
           <wp:inline distT="0" distB="0" distL="0" distR="0" wp14:anchorId="09BEF26D" wp14:editId="05DD29D2">
@@ -4248,6 +4625,9 @@
         </w:pBdr>
       </w:pPr>
       <w:r>
+        <w:rPr>
+          <w:noProof/>
+        </w:rPr>
         <w:drawing>
           <wp:inline distT="0" distB="0" distL="0" distR="0" wp14:anchorId="3FCF39BC" wp14:editId="040F268C">
             <wp:extent cx="5731510" cy="826770"/>
@@ -4292,6 +4672,9 @@
         </w:pBdr>
       </w:pPr>
       <w:r>
+        <w:rPr>
+          <w:noProof/>
+        </w:rPr>
         <w:drawing>
           <wp:inline distT="0" distB="0" distL="0" distR="0" wp14:anchorId="31D86A8A" wp14:editId="4A8C478A">
             <wp:extent cx="5731510" cy="1513205"/>
@@ -4335,8 +4718,21 @@
           <w:bottom w:val="single" w:sz="6" w:space="1" w:color="auto"/>
         </w:pBdr>
       </w:pPr>
-      <w:r>
-        <w:t>Wazuh logs shows smb was accessed from kali</w:t>
+      <w:proofErr w:type="spellStart"/>
+      <w:r>
+        <w:t>Wazuh</w:t>
+      </w:r>
+      <w:proofErr w:type="spellEnd"/>
+      <w:r>
+        <w:t xml:space="preserve"> logs shows </w:t>
+      </w:r>
+      <w:proofErr w:type="spellStart"/>
+      <w:r>
+        <w:t>smb</w:t>
+      </w:r>
+      <w:proofErr w:type="spellEnd"/>
+      <w:r>
+        <w:t xml:space="preserve"> was accessed from kali</w:t>
       </w:r>
     </w:p>
     <w:p>
@@ -9796,6 +10192,7 @@
   <w:style w:type="character" w:default="1" w:styleId="DefaultParagraphFont">
     <w:name w:val="Default Paragraph Font"/>
     <w:uiPriority w:val="1"/>
+    <w:semiHidden/>
     <w:unhideWhenUsed/>
   </w:style>
   <w:style w:type="table" w:default="1" w:styleId="TableNormal">
